--- a/docs/career_description.docx
+++ b/docs/career_description.docx
@@ -501,7 +501,7 @@
                 <w:b w:val="0"/>
                 <w:sz w:val="16"/>
               </w:rPr>
-              <w:t>자기조절력(후보): 실측값을 근거로 AI의 틀린 주장을 반박하고 결함 3건의 수정 전후 값을 남김</w:t>
+              <w:t>자기조절력(후보): 실측값을 근거로 한 검증으로 결함 3건을 고치고 수정 전후 값을 남김</w:t>
             </w:r>
           </w:p>
           <w:p>

--- a/docs/career_description.docx
+++ b/docs/career_description.docx
@@ -72,7 +72,7 @@
           <w:color w:val="595959"/>
           <w:sz w:val="17"/>
         </w:rPr>
-        <w:t>AI가 구현을 맡은 비중이 큰 과제는 '내가 한 일'을 따로 적었습니다. '후보'는 근거가 있으나 행위 주체나 강도를 본인이 확인해야 하는 항목입니다.</w:t>
+        <w:t>AI가 구현을 맡은 비중이 큰 과제는 '내가 한 일'을 따로 적었습니다. 능력은 자기조절력·대인관계력·자기동기력 중 근거가 있는 것만 적었습니다. '후보'는 근거는 있으나 내가 한 일인지 본인이 확인해야 하는 항목, '근거 약함'은 사실 한 줄뿐인 항목입니다.</w:t>
       </w:r>
     </w:p>
     <w:p>
@@ -289,7 +289,7 @@
           <w:rFonts w:ascii="Malgun Gothic" w:hAnsi="Malgun Gothic" w:eastAsia="Malgun Gothic" w:cs="Malgun Gothic"/>
           <w:sz w:val="19"/>
         </w:rPr>
-        <w:t>AI 자기 오류 판단·피드백 반영 연구. 2026-10-13 제출, 최종 확인 완료(내 제출 현황). 연구의 대부분은 AI가 수행했고, 논문 파일은 아직 첨부 전.</w:t>
+        <w:t>AI 자기 오류 판단·피드백 반영 연구. 2026-10-13 제출, 최종 확인 완료(내 제출 현황). 연구의 대부분은 AI가 수행했고, 논문 파일은 첨부 전이다.</w:t>
       </w:r>
     </w:p>
     <w:p>
@@ -501,7 +501,7 @@
                 <w:b w:val="0"/>
                 <w:sz w:val="16"/>
               </w:rPr>
-              <w:t>자기조절력(후보): 실측값을 근거로 한 검증으로 결함 3건을 고치고 수정 전후 값을 남김</w:t>
+              <w:t>자기조절력(후보): 실측값(가로 넘침, 콘솔 오류 등)으로 주장을 확인해 결함 3건을 고치고 수정 전후 값을 남김.</w:t>
             </w:r>
           </w:p>
           <w:p>
@@ -514,7 +514,7 @@
                 <w:b w:val="0"/>
                 <w:sz w:val="16"/>
               </w:rPr>
-              <w:t>과제지속력: 6일간 112커밋으로 반복 개선</w:t>
+              <w:t>대인관계력(근거 약함, 후보): 공개 범위 점검표로 읽는 사람에게 무엇이 공개되는지 밝힘. 점검표가 과제 요구였는지 본인 확인 필요.</w:t>
             </w:r>
           </w:p>
           <w:p>
@@ -527,20 +527,7 @@
                 <w:b w:val="0"/>
                 <w:sz w:val="16"/>
               </w:rPr>
-              <w:t>회복탄력성(후보): React+Vite 전면 재구축 뒤 원래 단일 HTML 디자인으로 되돌리고 이력을 기록</w:t>
-            </w:r>
-          </w:p>
-          <w:p>
-            <w:pPr>
-              <w:spacing w:after="40" w:line="276" w:lineRule="auto"/>
-            </w:pPr>
-            <w:r>
-              <w:rPr>
-                <w:rFonts w:ascii="Malgun Gothic" w:hAnsi="Malgun Gothic" w:eastAsia="Malgun Gothic" w:cs="Malgun Gothic"/>
-                <w:b w:val="0"/>
-                <w:sz w:val="16"/>
-              </w:rPr>
-              <w:t>※ 반박·판단을 한 주체가 나인지 AI인지는 CONVERSATION.md로 확인 필요</w:t>
+              <w:t>※ 검증을 시킨 주체가 나인지 AI인지는 CONVERSATION.md로 확인 필요.</w:t>
             </w:r>
           </w:p>
         </w:tc>
@@ -589,7 +576,7 @@
                 <w:b w:val="0"/>
                 <w:sz w:val="16"/>
               </w:rPr>
-              <w:t>내가 한 일은 한쪽이 쓴 주장을 다른 쪽이 브라우저 실측(뷰포트별 노출, 가로 넘침, 콘솔 오류)으로 검증하게 한 것. 중간에 React+Vite 전면 재구축 후 원래 디자인으로 복귀.</w:t>
+              <w:t>한쪽이 쓴 주장을 다른 쪽이 브라우저 실측(뷰포트별 노출, 가로 넘침, 콘솔 오류)으로 검증하는 방식으로 진행했다(지시한 주체는 확인 필요). 중간에 React+Vite로 전면 재구축했다가 원래 디자인으로 되돌렸다.</w:t>
             </w:r>
           </w:p>
         </w:tc>
@@ -717,7 +704,7 @@
                 <w:b w:val="0"/>
                 <w:sz w:val="16"/>
               </w:rPr>
-              <w:t>자기동기력(후보): 명세 최소 요구 위에 10스테이지·상점·보스·도전 모드를 추가. 누가 제안했는지는 저장소로 확인 불가</w:t>
+              <w:t>자기동기력(후보): 명세의 최소 요구 위에 10스테이지·코인 상점·보스·도전 모드를 더함. 누가 제안했는지는 저장소로 확인 불가.</w:t>
             </w:r>
           </w:p>
           <w:p>
@@ -730,7 +717,7 @@
                 <w:b w:val="0"/>
                 <w:sz w:val="16"/>
               </w:rPr>
-              <w:t>과제지속력: 우클릭 드래그로 페이지가 이탈하는 버그를 두 차례 수정</w:t>
+              <w:t>우클릭 드래그로 페이지가 이탈하는 버그를 두 차례 고친 기록이 있음.</w:t>
             </w:r>
           </w:p>
         </w:tc>
@@ -891,20 +878,7 @@
                 <w:b w:val="0"/>
                 <w:sz w:val="16"/>
               </w:rPr>
-              <w:t>자기조절력: 직접 실패 케이스를 찾아 수정 전후 수치(3082px→972px 이내)를 기록</w:t>
-            </w:r>
-          </w:p>
-          <w:p>
-            <w:pPr>
-              <w:spacing w:after="40" w:line="276" w:lineRule="auto"/>
-            </w:pPr>
-            <w:r>
-              <w:rPr>
-                <w:rFonts w:ascii="Malgun Gothic" w:hAnsi="Malgun Gothic" w:eastAsia="Malgun Gothic" w:cs="Malgun Gothic"/>
-                <w:b w:val="0"/>
-                <w:sz w:val="16"/>
-              </w:rPr>
-              <w:t>과제지속력: 수정 전 FAIL 1건을 고쳐 12건 모두 PASS로 마무리</w:t>
+              <w:t>자기조절력: 극단 입력 12건을 직접 시험해 실패 1건(캔버스 폭 3082px)을 찾아 972px 이내로 고치고, 수정 전후 값을 기록함.</w:t>
             </w:r>
           </w:p>
         </w:tc>
@@ -1065,7 +1039,7 @@
                 <w:b w:val="0"/>
                 <w:sz w:val="16"/>
               </w:rPr>
-              <w:t>과제지속력: 429 오류를 인스턴스별 캐시와 너무 짧은 폴링 간격까지 원인을 추적해 수정한 커밋이 있음</w:t>
+              <w:t>자기동기력(근거 약함, 후보): CoinGecko 429 오류를 인스턴스별 캐시와 너무 짧은 폴링 간격 문제까지 추적해 고친 커밋이 있음. 진단한 주체(나/AI)는 확인 필요.</w:t>
             </w:r>
           </w:p>
         </w:tc>
@@ -1226,7 +1200,7 @@
                 <w:b w:val="0"/>
                 <w:sz w:val="16"/>
               </w:rPr>
-              <w:t>자기동기력(후보): 개선 대상을 직접 지정하고, 배포 화면을 보고 문제를 지적하고, 차트 라벨 추가를 후속 요청</w:t>
+              <w:t>자기동기력(후보): 개선 대상을 직접 정하고, 배포 화면에서 진입가 라인이 안 보인다고 짚어 데이터 단위 버그를 찾는 계기를 만듦. 차트 라벨 추가도 이어서 요청함.</w:t>
             </w:r>
           </w:p>
           <w:p>
@@ -1239,7 +1213,7 @@
                 <w:b w:val="0"/>
                 <w:sz w:val="16"/>
               </w:rPr>
-              <w:t>과제지속력: AI가 제안한 새 Vercel 프로젝트 분리를 따르지 않고 기존 주소 덮어쓰기를 선택</w:t>
+              <w:t>AI가 제안한 새 Vercel 프로젝트 분리를 따르지 않고 기존 주소를 덮어쓰기로 정함(내 판단).</w:t>
             </w:r>
           </w:p>
           <w:p>
@@ -1252,7 +1226,7 @@
                 <w:b w:val="0"/>
                 <w:sz w:val="16"/>
               </w:rPr>
-              <w:t>※ 대인관계력은 사람 간 근거가 약해 배정하지 않음</w:t>
+              <w:t>※ 대인관계력은 AI 세션 사이의 인수인계뿐이라 사람 간 근거가 없어 배정하지 않음.</w:t>
             </w:r>
           </w:p>
         </w:tc>
@@ -1413,7 +1387,20 @@
                 <w:b w:val="0"/>
                 <w:sz w:val="16"/>
               </w:rPr>
-              <w:t>배정 안 함: 저장소에서 확인되는 개인 행동 근거가 부족함</w:t>
+              <w:t>자기조절력(근거 약함, 후보): 지연·집계 규칙을 서울 시간 기준으로 정하고, 완료 중복을 서버와 DB 부분 유니크 인덱스 두 겹으로 막는 설계를 AI와 함께 구성함. 이 결정을 내가 내렸는지는 확인 필요.</w:t>
+            </w:r>
+          </w:p>
+          <w:p>
+            <w:pPr>
+              <w:spacing w:after="40" w:line="276" w:lineRule="auto"/>
+            </w:pPr>
+            <w:r>
+              <w:rPr>
+                <w:rFonts w:ascii="Malgun Gothic" w:hAnsi="Malgun Gothic" w:eastAsia="Malgun Gothic" w:cs="Malgun Gothic"/>
+                <w:b w:val="0"/>
+                <w:sz w:val="16"/>
+              </w:rPr>
+              <w:t>마지막 2커밋은 Vercel 배포 설정 수정.</w:t>
             </w:r>
           </w:p>
         </w:tc>
@@ -1574,7 +1561,7 @@
                 <w:b w:val="0"/>
                 <w:sz w:val="16"/>
               </w:rPr>
-              <w:t>회복탄력성: 배포 500 오류와 Turso HTTP 400을 로그와 원인 추적으로 끝까지 해결</w:t>
+              <w:t>자기동기력: 배포 뒤 서버 오류를 호스팅 로그의 맨 아래 줄부터 읽어 원인을 좁히고, Turso 표 생성 HTTP 400은 토큰 재발급·환경변수 교체·재배포로 해결함(AI와 함께).</w:t>
             </w:r>
           </w:p>
           <w:p>
@@ -1587,20 +1574,7 @@
                 <w:b w:val="0"/>
                 <w:sz w:val="16"/>
               </w:rPr>
-              <w:t>과제지속력: 토큰 재발급·환경변수 교체·재배포까지 마무리</w:t>
-            </w:r>
-          </w:p>
-          <w:p>
-            <w:pPr>
-              <w:spacing w:after="40" w:line="276" w:lineRule="auto"/>
-            </w:pPr>
-            <w:r>
-              <w:rPr>
-                <w:rFonts w:ascii="Malgun Gothic" w:hAnsi="Malgun Gothic" w:eastAsia="Malgun Gothic" w:cs="Malgun Gothic"/>
-                <w:b w:val="0"/>
-                <w:sz w:val="16"/>
-              </w:rPr>
-              <w:t>자기조절력(후보): 못 막은 위험 6개를 숨기지 않고 제출문에 적음</w:t>
+              <w:t>자기조절력(후보): 못 막은 위험 6개를 숨기지 않고 제출문에 적음.</w:t>
             </w:r>
           </w:p>
         </w:tc>
@@ -1761,7 +1735,20 @@
                 <w:b w:val="0"/>
                 <w:sz w:val="16"/>
               </w:rPr>
-              <w:t>과제지속력(근거 약함): Day1~5를 이어 통합하고 코드 리뷰에서 문법 오류 파일(day4_4.py)을 찾아 대체. 커밋이 2개뿐이라 과정은 회고 문서가 근거</w:t>
+              <w:t>자기조절력(근거 약함, 후보): 저장된 승인 상태를 그대로 믿지 않고 evaluate_access()로 전체 요청을 다시 판정해 REQ-005 위반을 찾아냄. 구현 분담은 확인 필요.</w:t>
+            </w:r>
+          </w:p>
+          <w:p>
+            <w:pPr>
+              <w:spacing w:after="40" w:line="276" w:lineRule="auto"/>
+            </w:pPr>
+            <w:r>
+              <w:rPr>
+                <w:rFonts w:ascii="Malgun Gothic" w:hAnsi="Malgun Gothic" w:eastAsia="Malgun Gothic" w:cs="Malgun Gothic"/>
+                <w:b w:val="0"/>
+                <w:sz w:val="16"/>
+              </w:rPr>
+              <w:t>커밋이 2개뿐이라 과정은 회고 문서가 근거.</w:t>
             </w:r>
           </w:p>
         </w:tc>
@@ -1938,7 +1925,7 @@
                 <w:b w:val="0"/>
                 <w:sz w:val="16"/>
               </w:rPr>
-              <w:t>자기조절력: 리추얼에 '에러 메시지부터 읽고 먼저 스스로 해결', '한 번 더 확인하고 넘김'이 반복. 서사 문서가 2026-09-10, 09-28, 09-30, 10-06, 10-07 날짜로 제시</w:t>
+              <w:t>자기조절력: 리추얼에 에러 메시지부터 읽고 먼저 스스로 해결하기, 한 번 더 확인하고 넘기기가 되풀이됨. 서사 문서가 2026-09-10, 09-28, 09-30, 10-06, 10-07 날짜로 보여 줌. 힘든 날 다음 날 "쉬는 시간마다 멘탈을 부여잡자"고 적은 것도 같은 능력의 장면(감정 세부는 사생활이라 생략).</w:t>
             </w:r>
           </w:p>
           <w:p>
@@ -1951,20 +1938,7 @@
                 <w:b w:val="0"/>
                 <w:sz w:val="16"/>
               </w:rPr>
-              <w:t>대인관계력(보조 근거): 동료 이야기가 섞인 원본 기록을 올리지 않고, 동료의 답이 실제 응답이 아닌 AI의 가정이라고 문서에 명시</w:t>
-            </w:r>
-          </w:p>
-          <w:p>
-            <w:pPr>
-              <w:spacing w:after="40" w:line="276" w:lineRule="auto"/>
-            </w:pPr>
-            <w:r>
-              <w:rPr>
-                <w:rFonts w:ascii="Malgun Gothic" w:hAnsi="Malgun Gothic" w:eastAsia="Malgun Gothic" w:cs="Malgun Gothic"/>
-                <w:b w:val="0"/>
-                <w:sz w:val="16"/>
-              </w:rPr>
-              <w:t>회복탄력성(후보): 힘든 날 다음 날 “쉬는 시간마다 멘탈을 부여잡자”고 적음(감정 세부는 사생활이라 생략)</w:t>
+              <w:t>대인관계력(보조 근거): 동료 이야기가 섞인 원본 기록을 올리지 않았고, 동료의 답이 실제 응답이 아닌 AI의 가정이라고 문서에 밝힘.</w:t>
             </w:r>
           </w:p>
         </w:tc>
@@ -2109,7 +2083,7 @@
                 <w:b w:val="0"/>
                 <w:sz w:val="16"/>
               </w:rPr>
-              <w:t>해당 능력: 확인 필요(논문 파일 첨부 후 작성) (제출 당시 기록에서 능력을 가를 근거는 확인되지 않음)</w:t>
+              <w:t>자기동기력(근거 약함, 후보): 제출 당시 기록에 연구자가 추가 API 비용 없는 실행과 모델·문항 난도 확대를 요청했다고 적혀 있음. 논문 파일 첨부 전이라 상황·결과로 확인한 것은 아님.</w:t>
             </w:r>
           </w:p>
         </w:tc>
@@ -2127,7 +2101,7 @@
                 <w:b w:val="0"/>
                 <w:sz w:val="16"/>
               </w:rPr>
-              <w:t>주제는 AI 자기 오류 판단·피드백 반영 연구(제출 파일: 연구 패키지 zip 1개). 그 밖의 상황: 확인 필요(논문 파일 첨부 후 작성).</w:t>
+              <w:t>주제는 AI 자기 오류 판단·피드백 반영 연구(제출 파일: 연구 패키지 zip 1개). 논문 파일은 아직 첨부하지 않았고, 그 밖의 상황은 확인 필요(논문 파일 첨부 후 작성).</w:t>
             </w:r>
           </w:p>
         </w:tc>
@@ -2235,7 +2209,7 @@
                 <w:b w:val="0"/>
                 <w:sz w:val="16"/>
               </w:rPr>
-              <w:t>자기동기력(보조 근거): 내 삶을 소재로 삼고 3만 자 유지를 요청해 33,430자로 완성</w:t>
+              <w:t>자기동기력(보조 근거): 내 삶을 소재로 삼고 3만 자를 유지하라고 요청해 33,430자로 완성함.</w:t>
             </w:r>
           </w:p>
           <w:p>
@@ -2248,7 +2222,7 @@
                 <w:b w:val="0"/>
                 <w:sz w:val="16"/>
               </w:rPr>
-              <w:t>대인관계력(보조 근거): 다른 인물을 가명이나 호칭으로 적고, 대화와 일부 장면은 각색했다고 원고에 밝힘</w:t>
+              <w:t>대인관계력(보조 근거): 다른 인물을 가명이나 호칭으로 적고, 대화와 일부 장면은 각색했다고 원고에 밝힘.</w:t>
             </w:r>
           </w:p>
         </w:tc>
@@ -2468,7 +2442,7 @@
                 <w:b w:val="0"/>
                 <w:sz w:val="17"/>
               </w:rPr>
-              <w:t>T01(후보), T03, T07(후보), T09</w:t>
+              <w:t>T03, T09, T01(후보), T06(근거 약함), T07(후보), T08(근거 약함)</w:t>
             </w:r>
           </w:p>
         </w:tc>
@@ -2526,7 +2500,7 @@
                 <w:b w:val="0"/>
                 <w:sz w:val="17"/>
               </w:rPr>
-              <w:t>T09(보조), T11(보조)</w:t>
+              <w:t>T09(보조), T11(보조), T01(근거 약함)</w:t>
             </w:r>
           </w:p>
         </w:tc>
@@ -2544,7 +2518,7 @@
                 <w:b w:val="0"/>
                 <w:sz w:val="17"/>
               </w:rPr>
-              <w:t>과제 기록에서 사람 간 근거는 얇다. 장면 근거는 자기소개서의 리추얼 날짜 장면에 있음</w:t>
+              <w:t>가장 약한 능력. 과제 기록에 사람 간 근거가 얇다. 장면 근거는 자기소개서의 리추얼 날짜 장면과 병장 때의 일에 있음</w:t>
             </w:r>
           </w:p>
         </w:tc>
@@ -2585,7 +2559,7 @@
                 <w:b w:val="0"/>
                 <w:sz w:val="17"/>
               </w:rPr>
-              <w:t>T02(후보), T05(후보), T11(보조)</w:t>
+              <w:t>T07, T02(후보), T05(후보), T11(보조), T04(근거 약함), T10(근거 약함)</w:t>
             </w:r>
           </w:p>
         </w:tc>
@@ -2603,181 +2577,7 @@
                 <w:b w:val="0"/>
                 <w:sz w:val="17"/>
               </w:rPr>
-            </w:r>
-          </w:p>
-        </w:tc>
-      </w:tr>
-      <w:tr>
-        <w:trPr>
-          <w:cantSplit w:val="true"/>
-        </w:trPr>
-        <w:tc>
-          <w:tcPr>
-            <w:tcW w:type="dxa" w:w="1701"/>
-          </w:tcPr>
-          <w:p>
-            <w:pPr>
-              <w:spacing w:after="40" w:line="276" w:lineRule="auto"/>
-            </w:pPr>
-            <w:r>
-              <w:rPr>
-                <w:rFonts w:ascii="Malgun Gothic" w:hAnsi="Malgun Gothic" w:eastAsia="Malgun Gothic" w:cs="Malgun Gothic"/>
-                <w:b w:val="0"/>
-                <w:sz w:val="17"/>
-              </w:rPr>
-              <w:t>과제지속력</w:t>
-            </w:r>
-          </w:p>
-        </w:tc>
-        <w:tc>
-          <w:tcPr>
-            <w:tcW w:type="dxa" w:w="5102"/>
-          </w:tcPr>
-          <w:p>
-            <w:pPr>
-              <w:spacing w:after="40" w:line="276" w:lineRule="auto"/>
-            </w:pPr>
-            <w:r>
-              <w:rPr>
-                <w:rFonts w:ascii="Malgun Gothic" w:hAnsi="Malgun Gothic" w:eastAsia="Malgun Gothic" w:cs="Malgun Gothic"/>
-                <w:b w:val="0"/>
-                <w:sz w:val="17"/>
-              </w:rPr>
-              <w:t>T01, T02, T03, T04, T05, T07, T08(약함)</w:t>
-            </w:r>
-          </w:p>
-        </w:tc>
-        <w:tc>
-          <w:tcPr>
-            <w:tcW w:type="dxa" w:w="7767"/>
-          </w:tcPr>
-          <w:p>
-            <w:pPr>
-              <w:spacing w:after="40" w:line="276" w:lineRule="auto"/>
-            </w:pPr>
-            <w:r>
-              <w:rPr>
-                <w:rFonts w:ascii="Malgun Gothic" w:hAnsi="Malgun Gothic" w:eastAsia="Malgun Gothic" w:cs="Malgun Gothic"/>
-                <w:b w:val="0"/>
-                <w:sz w:val="17"/>
-              </w:rPr>
-            </w:r>
-          </w:p>
-        </w:tc>
-      </w:tr>
-      <w:tr>
-        <w:trPr>
-          <w:cantSplit w:val="true"/>
-        </w:trPr>
-        <w:tc>
-          <w:tcPr>
-            <w:tcW w:type="dxa" w:w="1701"/>
-          </w:tcPr>
-          <w:p>
-            <w:pPr>
-              <w:spacing w:after="40" w:line="276" w:lineRule="auto"/>
-            </w:pPr>
-            <w:r>
-              <w:rPr>
-                <w:rFonts w:ascii="Malgun Gothic" w:hAnsi="Malgun Gothic" w:eastAsia="Malgun Gothic" w:cs="Malgun Gothic"/>
-                <w:b w:val="0"/>
-                <w:sz w:val="17"/>
-              </w:rPr>
-              <w:t>회복탄력성</w:t>
-            </w:r>
-          </w:p>
-        </w:tc>
-        <w:tc>
-          <w:tcPr>
-            <w:tcW w:type="dxa" w:w="5102"/>
-          </w:tcPr>
-          <w:p>
-            <w:pPr>
-              <w:spacing w:after="40" w:line="276" w:lineRule="auto"/>
-            </w:pPr>
-            <w:r>
-              <w:rPr>
-                <w:rFonts w:ascii="Malgun Gothic" w:hAnsi="Malgun Gothic" w:eastAsia="Malgun Gothic" w:cs="Malgun Gothic"/>
-                <w:b w:val="0"/>
-                <w:sz w:val="17"/>
-              </w:rPr>
-              <w:t>T01(후보), T07, T09(후보)</w:t>
-            </w:r>
-          </w:p>
-        </w:tc>
-        <w:tc>
-          <w:tcPr>
-            <w:tcW w:type="dxa" w:w="7767"/>
-          </w:tcPr>
-          <w:p>
-            <w:pPr>
-              <w:spacing w:after="40" w:line="276" w:lineRule="auto"/>
-            </w:pPr>
-            <w:r>
-              <w:rPr>
-                <w:rFonts w:ascii="Malgun Gothic" w:hAnsi="Malgun Gothic" w:eastAsia="Malgun Gothic" w:cs="Malgun Gothic"/>
-                <w:b w:val="0"/>
-                <w:sz w:val="17"/>
-              </w:rPr>
-            </w:r>
-          </w:p>
-        </w:tc>
-      </w:tr>
-      <w:tr>
-        <w:trPr>
-          <w:cantSplit w:val="true"/>
-        </w:trPr>
-        <w:tc>
-          <w:tcPr>
-            <w:tcW w:type="dxa" w:w="1701"/>
-          </w:tcPr>
-          <w:p>
-            <w:pPr>
-              <w:spacing w:after="40" w:line="276" w:lineRule="auto"/>
-            </w:pPr>
-            <w:r>
-              <w:rPr>
-                <w:rFonts w:ascii="Malgun Gothic" w:hAnsi="Malgun Gothic" w:eastAsia="Malgun Gothic" w:cs="Malgun Gothic"/>
-                <w:b w:val="0"/>
-                <w:sz w:val="17"/>
-              </w:rPr>
-              <w:t>확인 필요</w:t>
-            </w:r>
-          </w:p>
-        </w:tc>
-        <w:tc>
-          <w:tcPr>
-            <w:tcW w:type="dxa" w:w="5102"/>
-          </w:tcPr>
-          <w:p>
-            <w:pPr>
-              <w:spacing w:after="40" w:line="276" w:lineRule="auto"/>
-            </w:pPr>
-            <w:r>
-              <w:rPr>
-                <w:rFonts w:ascii="Malgun Gothic" w:hAnsi="Malgun Gothic" w:eastAsia="Malgun Gothic" w:cs="Malgun Gothic"/>
-                <w:b w:val="0"/>
-                <w:sz w:val="17"/>
-              </w:rPr>
-              <w:t>T10</w:t>
-            </w:r>
-          </w:p>
-        </w:tc>
-        <w:tc>
-          <w:tcPr>
-            <w:tcW w:type="dxa" w:w="7767"/>
-          </w:tcPr>
-          <w:p>
-            <w:pPr>
-              <w:spacing w:after="40" w:line="276" w:lineRule="auto"/>
-            </w:pPr>
-            <w:r>
-              <w:rPr>
-                <w:rFonts w:ascii="Malgun Gothic" w:hAnsi="Malgun Gothic" w:eastAsia="Malgun Gothic" w:cs="Malgun Gothic"/>
-                <w:b w:val="0"/>
-                <w:sz w:val="17"/>
-              </w:rPr>
-              <w:t>확인 필요(논문 파일 첨부 후 작성)</w:t>
+              <w:t>T10은 논문 파일 첨부 전</w:t>
             </w:r>
           </w:p>
         </w:tc>

--- a/docs/career_description.docx
+++ b/docs/career_description.docx
@@ -2,20 +2,6 @@
 <file path=word/document.xml><?xml version="1.0" encoding="utf-8"?>
 <w:document xmlns:wpc="http://schemas.microsoft.com/office/word/2010/wordprocessingCanvas" xmlns:mo="http://schemas.microsoft.com/office/mac/office/2008/main" xmlns:mc="http://schemas.openxmlformats.org/markup-compatibility/2006" xmlns:mv="urn:schemas-microsoft-com:mac:vml" xmlns:o="urn:schemas-microsoft-com:office:office" xmlns:r="http://schemas.openxmlformats.org/officeDocument/2006/relationships" xmlns:m="http://schemas.openxmlformats.org/officeDocument/2006/math" xmlns:v="urn:schemas-microsoft-com:vml" xmlns:wp14="http://schemas.microsoft.com/office/word/2010/wordprocessingDrawing" xmlns:wp="http://schemas.openxmlformats.org/drawingml/2006/wordprocessingDrawing" xmlns:w10="urn:schemas-microsoft-com:office:word" xmlns:w="http://schemas.openxmlformats.org/wordprocessingml/2006/main" xmlns:w14="http://schemas.microsoft.com/office/word/2010/wordml" xmlns:wpg="http://schemas.microsoft.com/office/word/2010/wordprocessingGroup" xmlns:wpi="http://schemas.microsoft.com/office/word/2010/wordprocessingInk" xmlns:wne="http://schemas.microsoft.com/office/word/2006/wordml" xmlns:wps="http://schemas.microsoft.com/office/word/2010/wordprocessingShape" mc:Ignorable="w14 wp14">
   <w:body>
-    <w:p>
-      <w:pPr>
-        <w:spacing w:after="120" w:before="0" w:line="300" w:lineRule="auto"/>
-      </w:pPr>
-      <w:r>
-        <w:rPr>
-          <w:rFonts w:ascii="Malgun Gothic" w:hAnsi="Malgun Gothic" w:eastAsia="Malgun Gothic" w:cs="Malgun Gothic"/>
-          <w:b w:val="0"/>
-          <w:color w:val="595959"/>
-          <w:sz w:val="16"/>
-        </w:rPr>
-        <w:t>임시(AI 작성) 초안 — 사실 확인 후 본인이 수정</w:t>
-      </w:r>
-    </w:p>
     <w:p>
       <w:pPr>
         <w:spacing w:after="40" w:before="0" w:line="300" w:lineRule="auto"/>
@@ -58,7 +44,7 @@
           <w:color w:val="B01E1E"/>
           <w:sz w:val="18"/>
         </w:rPr>
-        <w:t xml:space="preserve">  (임시: 이 과제용 이메일로 교체 예정)</w:t>
+        <w:t xml:space="preserve">  (연락은 GitHub 프로필로 받습니다)</w:t>
       </w:r>
     </w:p>
     <w:p>

--- a/docs/career_description.docx
+++ b/docs/career_description.docx
@@ -275,7 +275,7 @@
           <w:rFonts w:ascii="Malgun Gothic" w:hAnsi="Malgun Gothic" w:eastAsia="Malgun Gothic" w:cs="Malgun Gothic"/>
           <w:sz w:val="19"/>
         </w:rPr>
-        <w:t>AI 자기 오류 판단·피드백 반영 연구. 2026-10-13 제출, 최종 확인 완료(내 제출 현황). 연구의 대부분은 AI가 수행했고, 논문 파일은 첨부 전이다.</w:t>
+        <w:t>논문 「언어모델의 정답률과 추가 검토 요청의 일치와 불일치」. 2026-10-13 제출, 최종 확인 완료(내 제출 현황). 연구의 대부분은 AI가 수행했다.</w:t>
       </w:r>
     </w:p>
     <w:p>
@@ -2069,7 +2069,7 @@
                 <w:b w:val="0"/>
                 <w:sz w:val="16"/>
               </w:rPr>
-              <w:t>자기동기력(근거 약함, 후보): 제출 당시 기록에 연구자가 추가 API 비용 없는 실행과 모델·문항 난도 확대를 요청했다고 적혀 있음. 논문 파일 첨부 전이라 상황·결과로 확인한 것은 아님.</w:t>
+              <w:t>자기동기력: 1차에서 두 모델이 전부 맞혀 오답 검토율을 계산할 수 없자 모델 추가와 난도 상향을 요청해 2차로 넓혔고, 결과를 숨기지 않고 한계로 적게 함(논문 3.1절, 4.1절).</w:t>
             </w:r>
           </w:p>
         </w:tc>
@@ -2087,7 +2087,7 @@
                 <w:b w:val="0"/>
                 <w:sz w:val="16"/>
               </w:rPr>
-              <w:t>주제는 AI 자기 오류 판단·피드백 반영 연구(제출 파일: 연구 패키지 zip 1개). 논문 파일은 아직 첨부하지 않았고, 그 밖의 상황은 확인 필요(논문 파일 첨부 후 작성).</w:t>
+              <w:t>AI가 자기 답을 다시 검토하라고 요청하는 표시가 실제 오답을 가려내는지 알아보는 탐색 연구. 1차는 합성 문제 10개와 3모델이었는데 두 모델이 모두 맞혀 비교할 수 없었다.</w:t>
             </w:r>
           </w:p>
         </w:tc>
@@ -2136,7 +2136,7 @@
                 <w:b w:val="0"/>
                 <w:sz w:val="16"/>
               </w:rPr>
-              <w:t>제출 상태만 확인됨(2026-10-13 12:40 제출, 최종 확인 완료). 논문 제목·결과 수치·결론: 확인 필요(논문 파일 첨부 후 작성). 논문 파일은 이 PC와 GitHub 어디에서도 찾지 못했고 공개 링크도 없음.</w:t>
+              <w:t>2차에서 공통 12문항으로 OpenAI 7종과 Claude 4종을 비교했다. 균형정확도를 계산할 수 있던 모델은 8종(75.0~100%)이었고, 정답률 순위와 검토 요청의 구별 성능 순위가 어긋나는 사례가 있었다. 두 능력의 일반적 관계는 확정하지 못했다고 논문이 밝힌다(논문 초록, 4~6절).</w:t>
             </w:r>
           </w:p>
         </w:tc>
@@ -2154,7 +2154,7 @@
                 <w:b w:val="0"/>
                 <w:sz w:val="16"/>
               </w:rPr>
-              <w:t>없음(논문 파일 첨부 전)</w:t>
+              <w:t>논문 문서: https://alska14.github.io/kimjaehyun-career/docs/paper.docx</w:t>
             </w:r>
           </w:p>
         </w:tc>
@@ -2563,7 +2563,7 @@
                 <w:b w:val="0"/>
                 <w:sz w:val="17"/>
               </w:rPr>
-              <w:t>T10은 논문 파일 첨부 전</w:t>
+              <w:t>T10은 논문 문서가 사이트에 있음</w:t>
             </w:r>
           </w:p>
         </w:tc>
